--- a/teaching/sse316/labs/lab3_report.docx
+++ b/teaching/sse316/labs/lab3_report.docx
@@ -72,7 +72,7 @@
           <w:sz w:val="36"/>
           <w:szCs w:val="36"/>
         </w:rPr>
-        <w:t>二</w:t>
+        <w:t>三</w:t>
       </w:r>
       <w:r>
         <w:rPr>
